--- a/docs/export/handover/2026-10-19_s1-tv1_nen-tang-va-cau-hinh.docx
+++ b/docs/export/handover/2026-10-19_s1-tv1_nen-tang-va-cau-hinh.docx
@@ -98,7 +98,7 @@
               <w:rPr>
                 <w:sz w:val="19"/>
               </w:rPr>
-              <w:t>TV1 (Trần Trọng Hoàn) — Tech Lead · Backend &amp; DevOps</w:t>
+              <w:t>TV1 (Hoanbucon) — Tech Lead · Backend &amp; DevOps</w:t>
             </w:r>
           </w:p>
         </w:tc>
@@ -1581,6 +1581,60 @@
       </w:pPr>
       <w:r>
         <w:t>Quy tắc hạ tầng dev:</w:t>
+      </w:r>
+    </w:p>
+    <w:p>
+      <w:pPr>
+        <w:pStyle w:val="ListBullet"/>
+      </w:pPr>
+      <w:r>
+        <w:rPr>
+          <w:b/>
+        </w:rPr>
+        <w:t>API dev chạy cổng `API_PORT` (mặc định 8001)</w:t>
+      </w:r>
+      <w:r>
+        <w:t xml:space="preserve"> — một biến trong </w:t>
+      </w:r>
+      <w:r>
+        <w:rPr>
+          <w:rFonts w:ascii="Consolas" w:hAnsi="Consolas"/>
+          <w:sz w:val="19"/>
+        </w:rPr>
+        <w:t>.env</w:t>
+      </w:r>
+      <w:r>
+        <w:t xml:space="preserve"> cho </w:t>
+      </w:r>
+      <w:r>
+        <w:rPr>
+          <w:rFonts w:ascii="Consolas" w:hAnsi="Consolas"/>
+          <w:sz w:val="19"/>
+        </w:rPr>
+        <w:t>make api</w:t>
+      </w:r>
+      <w:r>
+        <w:t xml:space="preserve">, proxy Vite và bot dev; trong Docker API vẫn là </w:t>
+      </w:r>
+      <w:r>
+        <w:rPr>
+          <w:rFonts w:ascii="Consolas" w:hAnsi="Consolas"/>
+          <w:sz w:val="19"/>
+        </w:rPr>
+        <w:t>8000</w:t>
+      </w:r>
+      <w:r>
+        <w:t xml:space="preserve"> nội bộ. Không dùng </w:t>
+      </w:r>
+      <w:r>
+        <w:rPr>
+          <w:rFonts w:ascii="Consolas" w:hAnsi="Consolas"/>
+          <w:sz w:val="19"/>
+        </w:rPr>
+        <w:t>--host 0.0.0.0</w:t>
+      </w:r>
+      <w:r>
+        <w:t xml:space="preserve"> khi dev (mở API, kể cả endpoint gọi DeepSeek, cho cả mạng LAN).</w:t>
       </w:r>
     </w:p>
     <w:p>

--- a/docs/export/handover/2026-10-19_s1-tv1_nen-tang-va-cau-hinh.docx
+++ b/docs/export/handover/2026-10-19_s1-tv1_nen-tang-va-cau-hinh.docx
@@ -1591,10 +1591,70 @@
         <w:rPr>
           <w:b/>
         </w:rPr>
-        <w:t>API dev chạy cổng `API_PORT` (mặc định 8001)</w:t>
+        <w:t>Không dùng cổng mặc định của công cụ</w:t>
       </w:r>
       <w:r>
-        <w:t xml:space="preserve"> — một biến trong </w:t>
+        <w:t xml:space="preserve"> (cập nhật 2026-10-20): cổng dự án = cổng gốc + 10000 — API </w:t>
+      </w:r>
+      <w:r>
+        <w:rPr>
+          <w:rFonts w:ascii="Consolas" w:hAnsi="Consolas"/>
+          <w:sz w:val="19"/>
+        </w:rPr>
+        <w:t>18000</w:t>
+      </w:r>
+      <w:r>
+        <w:t xml:space="preserve">, web </w:t>
+      </w:r>
+      <w:r>
+        <w:rPr>
+          <w:rFonts w:ascii="Consolas" w:hAnsi="Consolas"/>
+          <w:sz w:val="19"/>
+        </w:rPr>
+        <w:t>15173</w:t>
+      </w:r>
+      <w:r>
+        <w:t xml:space="preserve">, PostgreSQL </w:t>
+      </w:r>
+      <w:r>
+        <w:rPr>
+          <w:rFonts w:ascii="Consolas" w:hAnsi="Consolas"/>
+          <w:sz w:val="19"/>
+        </w:rPr>
+        <w:t>15432</w:t>
+      </w:r>
+      <w:r>
+        <w:t xml:space="preserve">, Qdrant </w:t>
+      </w:r>
+      <w:r>
+        <w:rPr>
+          <w:rFonts w:ascii="Consolas" w:hAnsi="Consolas"/>
+          <w:sz w:val="19"/>
+        </w:rPr>
+        <w:t>16333</w:t>
+      </w:r>
+      <w:r>
+        <w:t xml:space="preserve">, Redis </w:t>
+      </w:r>
+      <w:r>
+        <w:rPr>
+          <w:rFonts w:ascii="Consolas" w:hAnsi="Consolas"/>
+          <w:sz w:val="19"/>
+        </w:rPr>
+        <w:t>16379</w:t>
+      </w:r>
+      <w:r>
+        <w:t xml:space="preserve">; mỗi cổng là một biến </w:t>
+      </w:r>
+      <w:r>
+        <w:rPr>
+          <w:rFonts w:ascii="Consolas" w:hAnsi="Consolas"/>
+          <w:sz w:val="19"/>
+        </w:rPr>
+        <w:t>*_PORT</w:t>
+      </w:r>
+      <w:r>
+        <w:t xml:space="preserve"> trong </w:t>
       </w:r>
       <w:r>
         <w:rPr>
@@ -1604,27 +1664,27 @@
         <w:t>.env</w:t>
       </w:r>
       <w:r>
-        <w:t xml:space="preserve"> cho </w:t>
+        <w:t xml:space="preserve"> (</w:t>
+      </w:r>
+      <w:r>
+        <w:rPr>
+          <w:color w:val="0969DA"/>
+          <w:u w:val="single"/>
+        </w:rPr>
+        <w:t>`quy_uoc.md`</w:t>
+      </w:r>
+      <w:r>
+        <w:t xml:space="preserve"> §8). Trong Docker, container api nghe </w:t>
       </w:r>
       <w:r>
         <w:rPr>
           <w:rFonts w:ascii="Consolas" w:hAnsi="Consolas"/>
           <w:sz w:val="19"/>
         </w:rPr>
-        <w:t>make api</w:t>
+        <w:t>18000</w:t>
       </w:r>
       <w:r>
-        <w:t xml:space="preserve">, proxy Vite và bot dev; trong Docker API vẫn là </w:t>
-      </w:r>
-      <w:r>
-        <w:rPr>
-          <w:rFonts w:ascii="Consolas" w:hAnsi="Consolas"/>
-          <w:sz w:val="19"/>
-        </w:rPr>
-        <w:t>8000</w:t>
-      </w:r>
-      <w:r>
-        <w:t xml:space="preserve"> nội bộ. Không dùng </w:t>
+        <w:t xml:space="preserve">. Không dùng </w:t>
       </w:r>
       <w:r>
         <w:rPr>
@@ -1648,7 +1708,7 @@
         <w:t>Cổng chỉ mở trên `127.0.0.1`</w:t>
       </w:r>
       <w:r>
-        <w:t xml:space="preserve"> (5432, 6333, 6379): chỉ máy mình truy cập được; mỗi người có dữ liệu dev riêng. Không đổi thành </w:t>
+        <w:t xml:space="preserve"> (15432, 16333, 16379): chỉ máy mình truy cập được; mỗi người có dữ liệu dev riêng. Không đổi thành </w:t>
       </w:r>
       <w:r>
         <w:rPr>
@@ -1792,7 +1852,7 @@
         <w:pStyle w:val="ListBullet"/>
       </w:pPr>
       <w:r>
-        <w:t>Qdrant dashboard: http://localhost:6333/dashboard.</w:t>
+        <w:t>Qdrant dashboard: http://localhost:16333/dashboard.</w:t>
       </w:r>
     </w:p>
     <w:p>
@@ -4336,7 +4396,7 @@
               <w:rPr>
                 <w:sz w:val="19"/>
               </w:rPr>
-              <w:t>, container tự dừng, cổng 5432/6379 timeout</w:t>
+              <w:t>, container tự dừng, cổng PostgreSQL/Redis timeout</w:t>
             </w:r>
           </w:p>
         </w:tc>

--- a/docs/export/handover/2026-10-19_s1-tv1_nen-tang-va-cau-hinh.docx
+++ b/docs/export/handover/2026-10-19_s1-tv1_nen-tang-va-cau-hinh.docx
@@ -186,7 +186,7 @@
               <w:rPr>
                 <w:sz w:val="19"/>
               </w:rPr>
-              <w:t xml:space="preserve">4 thẻ đã merge vào </w:t>
+              <w:t xml:space="preserve">Cả 4 thẻ và các bản sửa/cập nhật liên quan đã merge vào </w:t>
             </w:r>
             <w:r>
               <w:rPr>
@@ -199,14 +199,7 @@
               <w:rPr>
                 <w:sz w:val="19"/>
               </w:rPr>
-              <w:t xml:space="preserve">; bản sửa lỗi + tài liệu này nằm ở </w:t>
-            </w:r>
-            <w:r>
-              <w:rPr>
-                <w:rFonts w:ascii="Consolas" w:hAnsi="Consolas"/>
-                <w:sz w:val="19"/>
-              </w:rPr>
-              <w:t>fix/s1-tv1-env-config-cleanup</w:t>
+              <w:t xml:space="preserve"> (PR #8–#11, #16, #17); xem trạng thái Trello ở bảng dưới</w:t>
             </w:r>
           </w:p>
         </w:tc>
@@ -574,7 +567,7 @@
               <w:rPr>
                 <w:sz w:val="19"/>
               </w:rPr>
-              <w:t>4/5 — còn branch protection</w:t>
+              <w:t>5/5 trên Trello; việc bật branch protection nằm trên GitHub, chưa xác minh được từ repo</w:t>
             </w:r>
           </w:p>
         </w:tc>
@@ -661,7 +654,7 @@
               <w:rPr>
                 <w:sz w:val="19"/>
               </w:rPr>
-              <w:t>5/6 — còn "cả 4 thành viên chạy được"</w:t>
+              <w:t>6/6 trên Trello; chưa có bằng chứng từng thành viên chạy được</w:t>
             </w:r>
           </w:p>
         </w:tc>
@@ -814,7 +807,107 @@
               <w:rPr>
                 <w:sz w:val="19"/>
               </w:rPr>
-              <w:t>chưa mở</w:t>
+              <w:t>#11</w:t>
+            </w:r>
+          </w:p>
+        </w:tc>
+        <w:tc>
+          <w:tcPr>
+            <w:tcW w:type="dxa" w:w="2340"/>
+          </w:tcPr>
+          <w:p>
+            <w:pPr>
+              <w:spacing w:before="40" w:after="40"/>
+            </w:pPr>
+            <w:r>
+              <w:rPr>
+                <w:sz w:val="19"/>
+              </w:rPr>
+            </w:r>
+            <w:r>
+              <w:rPr>
+                <w:sz w:val="19"/>
+              </w:rPr>
+              <w:t>—</w:t>
+            </w:r>
+          </w:p>
+        </w:tc>
+      </w:tr>
+      <w:tr>
+        <w:tc>
+          <w:tcPr>
+            <w:tcW w:type="dxa" w:w="2340"/>
+          </w:tcPr>
+          <w:p>
+            <w:pPr>
+              <w:spacing w:before="40" w:after="40"/>
+            </w:pPr>
+            <w:r>
+              <w:rPr>
+                <w:sz w:val="19"/>
+              </w:rPr>
+            </w:r>
+            <w:r>
+              <w:rPr>
+                <w:sz w:val="19"/>
+              </w:rPr>
+              <w:t>Cổng API dev dùng một biến, rồi quy ước không dùng cổng mặc định</w:t>
+            </w:r>
+          </w:p>
+        </w:tc>
+        <w:tc>
+          <w:tcPr>
+            <w:tcW w:type="dxa" w:w="2340"/>
+          </w:tcPr>
+          <w:p>
+            <w:pPr>
+              <w:spacing w:before="40" w:after="40"/>
+            </w:pPr>
+            <w:r>
+              <w:rPr>
+                <w:sz w:val="19"/>
+              </w:rPr>
+            </w:r>
+            <w:r>
+              <w:rPr>
+                <w:rFonts w:ascii="Consolas" w:hAnsi="Consolas"/>
+                <w:sz w:val="19"/>
+              </w:rPr>
+              <w:t>fix/s1-tv1-dev-api-port</w:t>
+            </w:r>
+            <w:r>
+              <w:rPr>
+                <w:sz w:val="19"/>
+              </w:rPr>
+              <w:t xml:space="preserve">, </w:t>
+            </w:r>
+            <w:r>
+              <w:rPr>
+                <w:rFonts w:ascii="Consolas" w:hAnsi="Consolas"/>
+                <w:sz w:val="19"/>
+              </w:rPr>
+              <w:t>feature/s1-tv1-non-default-ports</w:t>
+            </w:r>
+          </w:p>
+        </w:tc>
+        <w:tc>
+          <w:tcPr>
+            <w:tcW w:type="dxa" w:w="2340"/>
+          </w:tcPr>
+          <w:p>
+            <w:pPr>
+              <w:spacing w:before="40" w:after="40"/>
+            </w:pPr>
+            <w:r>
+              <w:rPr>
+                <w:sz w:val="19"/>
+              </w:rPr>
+            </w:r>
+            <w:r>
+              <w:rPr>
+                <w:sz w:val="19"/>
+              </w:rPr>
+              <w:t>#16, #17</w:t>
             </w:r>
           </w:p>
         </w:tc>
@@ -3714,7 +3807,7 @@
               <w:rPr>
                 <w:sz w:val="19"/>
               </w:rPr>
-              <w:t xml:space="preserve">25 test, không cần service ngoài; mặc định bỏ qua marker </w:t>
+              <w:t xml:space="preserve">Không cần service ngoài; mặc định bỏ qua marker </w:t>
             </w:r>
             <w:r>
               <w:rPr>
@@ -3722,6 +3815,38 @@
                 <w:sz w:val="19"/>
               </w:rPr>
               <w:t>integration</w:t>
+            </w:r>
+            <w:r>
+              <w:rPr>
+                <w:sz w:val="19"/>
+              </w:rPr>
+              <w:t xml:space="preserve">. Tại </w:t>
+            </w:r>
+            <w:r>
+              <w:rPr>
+                <w:rFonts w:ascii="Consolas" w:hAnsi="Consolas"/>
+                <w:sz w:val="19"/>
+              </w:rPr>
+              <w:t>develop</w:t>
+            </w:r>
+            <w:r>
+              <w:rPr>
+                <w:sz w:val="19"/>
+              </w:rPr>
+              <w:t xml:space="preserve"> </w:t>
+            </w:r>
+            <w:r>
+              <w:rPr>
+                <w:rFonts w:ascii="Consolas" w:hAnsi="Consolas"/>
+                <w:sz w:val="19"/>
+              </w:rPr>
+              <w:t>bf71d68</w:t>
+            </w:r>
+            <w:r>
+              <w:rPr>
+                <w:sz w:val="19"/>
+              </w:rPr>
+              <w:t>: 79 passed</w:t>
             </w:r>
           </w:p>
         </w:tc>
@@ -5041,84 +5166,6 @@
                 <w:sz w:val="19"/>
               </w:rPr>
               <w:t>Khi nào</w:t>
-            </w:r>
-          </w:p>
-        </w:tc>
-      </w:tr>
-      <w:tr>
-        <w:tc>
-          <w:tcPr>
-            <w:tcW w:type="dxa" w:w="3120"/>
-          </w:tcPr>
-          <w:p>
-            <w:pPr>
-              <w:spacing w:before="40" w:after="40"/>
-            </w:pPr>
-            <w:r>
-              <w:rPr>
-                <w:sz w:val="19"/>
-              </w:rPr>
-            </w:r>
-            <w:r>
-              <w:rPr>
-                <w:sz w:val="19"/>
-              </w:rPr>
-              <w:t xml:space="preserve">Mở PR </w:t>
-            </w:r>
-            <w:r>
-              <w:rPr>
-                <w:rFonts w:ascii="Consolas" w:hAnsi="Consolas"/>
-                <w:sz w:val="19"/>
-              </w:rPr>
-              <w:t>fix/s1-tv1-env-config-cleanup</w:t>
-            </w:r>
-            <w:r>
-              <w:rPr>
-                <w:sz w:val="19"/>
-              </w:rPr>
-              <w:t>, thành viên khác review, merge</w:t>
-            </w:r>
-          </w:p>
-        </w:tc>
-        <w:tc>
-          <w:tcPr>
-            <w:tcW w:type="dxa" w:w="3120"/>
-          </w:tcPr>
-          <w:p>
-            <w:pPr>
-              <w:spacing w:before="40" w:after="40"/>
-            </w:pPr>
-            <w:r>
-              <w:rPr>
-                <w:sz w:val="19"/>
-              </w:rPr>
-            </w:r>
-            <w:r>
-              <w:rPr>
-                <w:sz w:val="19"/>
-              </w:rPr>
-              <w:t>TV1 + 1 reviewer</w:t>
-            </w:r>
-          </w:p>
-        </w:tc>
-        <w:tc>
-          <w:tcPr>
-            <w:tcW w:type="dxa" w:w="3120"/>
-          </w:tcPr>
-          <w:p>
-            <w:pPr>
-              <w:spacing w:before="40" w:after="40"/>
-            </w:pPr>
-            <w:r>
-              <w:rPr>
-                <w:sz w:val="19"/>
-              </w:rPr>
-            </w:r>
-            <w:r>
-              <w:rPr>
-                <w:sz w:val="19"/>
-              </w:rPr>
-              <w:t>S1</w:t>
             </w:r>
           </w:p>
         </w:tc>
